--- a/i_test/test_D6_Table_S1/g_output/D6_Table_S1_attrition_GLP1RA.docx
+++ b/i_test/test_D6_Table_S1/g_output/D6_Table_S1_attrition_GLP1RA.docx
@@ -215,7 +215,7 @@
               <w:pStyle w:val="Normal"/>
             </w:pPr>
             <w:r>
-              <w:t>Soggetti con nessuna dispensazione del farmaco di interesse nei due anni precedenti la data indice</w:t>
+              <w:t>Soggetti con nessuna dispensazione del farmaco di interesse precedente alla data indice</w:t>
             </w:r>
           </w:p>
         </w:tc>
